--- a/Docs/SecurityDocs/SD09-HYPOTHECATION (CONSUMER GOODS) AGREEMENT.docx
+++ b/Docs/SecurityDocs/SD09-HYPOTHECATION (CONSUMER GOODS) AGREEMENT.docx
@@ -1,6 +1,6 @@
 
 <file path=word/document.xml><?xml version="1.0" encoding="utf-8"?>
-<w:document xmlns:wpc="http://schemas.microsoft.com/office/word/2010/wordprocessingCanvas" xmlns:cx="http://schemas.microsoft.com/office/drawing/2014/chartex" xmlns:cx1="http://schemas.microsoft.com/office/drawing/2015/9/8/chartex" xmlns:cx2="http://schemas.microsoft.com/office/drawing/2015/10/21/chartex" xmlns:cx3="http://schemas.microsoft.com/office/drawing/2016/5/9/chartex" xmlns:cx4="http://schemas.microsoft.com/office/drawing/2016/5/10/chartex" xmlns:cx5="http://schemas.microsoft.com/office/drawing/2016/5/11/chartex" xmlns:cx6="http://schemas.microsoft.com/office/drawing/2016/5/12/chartex" xmlns:cx7="http://schemas.microsoft.com/office/drawing/2016/5/13/chartex" xmlns:cx8="http://schemas.microsoft.com/office/drawing/2016/5/14/chartex" xmlns:mc="http://schemas.openxmlformats.org/markup-compatibility/2006" xmlns:aink="http://schemas.microsoft.com/office/drawing/2016/ink" xmlns:am3d="http://schemas.microsoft.com/office/drawing/2017/model3d" xmlns:o="urn:schemas-microsoft-com:office:office" xmlns:oel="http://schemas.microsoft.com/office/2019/extlst" xmlns:r="http://schemas.openxmlformats.org/officeDocument/2006/relationships" xmlns:m="http://schemas.openxmlformats.org/officeDocument/2006/math" xmlns:v="urn:schemas-microsoft-com:vml" xmlns:wp14="http://schemas.microsoft.com/office/word/2010/wordprocessingDrawing" xmlns:wp="http://schemas.openxmlformats.org/drawingml/2006/wordprocessingDrawing" xmlns:w10="urn:schemas-microsoft-com:office:word" xmlns:w="http://schemas.openxmlformats.org/wordprocessingml/2006/main" xmlns:w14="http://schemas.microsoft.com/office/word/2010/wordml" xmlns:w15="http://schemas.microsoft.com/office/word/2012/wordml" xmlns:w16cei="http://schemas.microsoft.com/office/word/2026/wordml/cei" xmlns:w16cex="http://schemas.microsoft.com/office/word/2018/wordml/cex" xmlns:w16cid="http://schemas.microsoft.com/office/word/2016/wordml/cid" xmlns:w16="http://schemas.microsoft.com/office/word/2018/wordml" xmlns:w16du="http://schemas.microsoft.com/office/word/2023/wordml/word16du" xmlns:w16sdtdh="http://schemas.microsoft.com/office/word/2020/wordml/sdtdatahash" xmlns:w16sdtfl="http://schemas.microsoft.com/office/word/2024/wordml/sdtformatlock" xmlns:w16se="http://schemas.microsoft.com/office/word/2015/wordml/symex" xmlns:wpg="http://schemas.microsoft.com/office/word/2010/wordprocessingGroup" xmlns:wpi="http://schemas.microsoft.com/office/word/2010/wordprocessingInk" xmlns:wne="http://schemas.microsoft.com/office/word/2006/wordml" xmlns:wps="http://schemas.microsoft.com/office/word/2010/wordprocessingShape" mc:Ignorable="w14 w15 w16se w16cid w16 w16cex w16sdtdh w16sdtfl w16du wp14">
+<w:document xmlns:wpc="http://schemas.microsoft.com/office/word/2010/wordprocessingCanvas" xmlns:cx="http://schemas.microsoft.com/office/drawing/2014/chartex" xmlns:cx1="http://schemas.microsoft.com/office/drawing/2015/9/8/chartex" xmlns:cx2="http://schemas.microsoft.com/office/drawing/2015/10/21/chartex" xmlns:cx3="http://schemas.microsoft.com/office/drawing/2016/5/9/chartex" xmlns:cx4="http://schemas.microsoft.com/office/drawing/2016/5/10/chartex" xmlns:cx5="http://schemas.microsoft.com/office/drawing/2016/5/11/chartex" xmlns:cx6="http://schemas.microsoft.com/office/drawing/2016/5/12/chartex" xmlns:cx7="http://schemas.microsoft.com/office/drawing/2016/5/13/chartex" xmlns:cx8="http://schemas.microsoft.com/office/drawing/2016/5/14/chartex" xmlns:mc="http://schemas.openxmlformats.org/markup-compatibility/2006" xmlns:aink="http://schemas.microsoft.com/office/drawing/2016/ink" xmlns:am3d="http://schemas.microsoft.com/office/drawing/2017/model3d" xmlns:o="urn:schemas-microsoft-com:office:office" xmlns:oel="http://schemas.microsoft.com/office/2019/extlst" xmlns:r="http://schemas.openxmlformats.org/officeDocument/2006/relationships" xmlns:m="http://schemas.openxmlformats.org/officeDocument/2006/math" xmlns:v="urn:schemas-microsoft-com:vml" xmlns:wp14="http://schemas.microsoft.com/office/word/2010/wordprocessingDrawing" xmlns:wp="http://schemas.openxmlformats.org/drawingml/2006/wordprocessingDrawing" xmlns:w10="urn:schemas-microsoft-com:office:word" xmlns:w="http://schemas.openxmlformats.org/wordprocessingml/2006/main" xmlns:w14="http://schemas.microsoft.com/office/word/2010/wordml" xmlns:w15="http://schemas.microsoft.com/office/word/2012/wordml" xmlns:w16cex="http://schemas.microsoft.com/office/word/2018/wordml/cex" xmlns:w16cid="http://schemas.microsoft.com/office/word/2016/wordml/cid" xmlns:w16="http://schemas.microsoft.com/office/word/2018/wordml" xmlns:w16du="http://schemas.microsoft.com/office/word/2023/wordml/word16du" xmlns:w16sdtdh="http://schemas.microsoft.com/office/word/2020/wordml/sdtdatahash" xmlns:w16sdtfl="http://schemas.microsoft.com/office/word/2024/wordml/sdtformatlock" xmlns:w16se="http://schemas.microsoft.com/office/word/2015/wordml/symex" xmlns:wpg="http://schemas.microsoft.com/office/word/2010/wordprocessingGroup" xmlns:wpi="http://schemas.microsoft.com/office/word/2010/wordprocessingInk" xmlns:wne="http://schemas.microsoft.com/office/word/2006/wordml" xmlns:wps="http://schemas.microsoft.com/office/word/2010/wordprocessingShape" mc:Ignorable="w14 w15 w16se w16cid w16 w16cex w16sdtdh w16sdtfl w16du wp14">
   <w:body>
     <w:p>
       <w:pPr>
@@ -73,7 +73,37 @@
         <w:jc w:val="both"/>
       </w:pPr>
       <w:r>
-        <w:t xml:space="preserve">IN CONSIDERATION OF UNION BANK OF INDIA (hereinafter called "the Bank") at the request of {{BORROWER_NAME}} residing at {{BORROWER_ADDRESS}} (hereinafter called "the Borrower" more fully described in Schedule I hereunder, which expression shall include its heirs, administrators, executors, Trustees, members, Survivor(s) and Successors-in-interest as the case may be, unless repugnant to the context thereto) having advanced/agreed to advance a fixed loan of Rs. {{LOAN_AMOUNT_FIGURE}} </w:t>
+        <w:t xml:space="preserve">IN CONSIDERATION OF UNION BANK OF INDIA (hereinafter called "the Bank") at the request of </w:t>
+      </w:r>
+      <w:r>
+        <w:rPr>
+          <w:b/>
+          <w:bCs/>
+        </w:rPr>
+        <w:t>{{BORROWER_NAME}}</w:t>
+      </w:r>
+      <w:r>
+        <w:t xml:space="preserve"> residing at </w:t>
+      </w:r>
+      <w:r>
+        <w:rPr>
+          <w:b/>
+          <w:bCs/>
+        </w:rPr>
+        <w:t>{{BORROWER_ADDRESS}}</w:t>
+      </w:r>
+      <w:r>
+        <w:t xml:space="preserve"> (hereinafter called "the Borrower" more fully described in Schedule I hereunder, which expression shall include its heirs, administrators, executors, Trustees, members, Survivor(s) and Successors-in-interest as the case may be, unless repugnant to the context thereto) having advanced/agreed to advance a fixed loan of Rs. </w:t>
+      </w:r>
+      <w:r>
+        <w:rPr>
+          <w:b/>
+          <w:bCs/>
+        </w:rPr>
+        <w:t>{{LOAN_AMOUNT_FIGURE}}</w:t>
+      </w:r>
+      <w:r>
+        <w:t xml:space="preserve"> </w:t>
       </w:r>
       <w:proofErr w:type="gramStart"/>
       <w:r>
@@ -81,7 +111,17 @@
       </w:r>
       <w:proofErr w:type="gramEnd"/>
       <w:r>
-        <w:t xml:space="preserve">Rupees {{LOAN_AMOUNT_WORDS}} only) to enable the Borrower to purchase consumer durable goods more particularly described in the Schedule II hereto (hereinafter referred to as 'the said goods') upon and subject to the terms and conditions hereinafter contained. </w:t>
+        <w:t xml:space="preserve">Rupees </w:t>
+      </w:r>
+      <w:r>
+        <w:rPr>
+          <w:b/>
+          <w:bCs/>
+        </w:rPr>
+        <w:t>{{LOAN_AMOUNT_WORDS}}</w:t>
+      </w:r>
+      <w:r>
+        <w:t xml:space="preserve"> only) to enable the Borrower to purchase consumer durable goods more particularly described in the Schedule II hereto (hereinafter referred to as 'the said goods') upon and subject to the terms and conditions hereinafter contained. </w:t>
       </w:r>
     </w:p>
     <w:p>
@@ -97,7 +137,37 @@
         <w:jc w:val="both"/>
       </w:pPr>
       <w:r>
-        <w:t xml:space="preserve">(1) That the Borrower agrees that upon his/their request Bank has sanctioned an advance/ limit aggregating to Rs. {{LOAN_AMOUNT_FIGURE}} upon the terms &amp; conditions conveyed to the Borrower by the Bank vide Sanction Letter No {{SANCTION_LETTER_NO}} dated {{SANCTION_DATE}} and those terms &amp; conditions shall be treated as part and parcel of this Agreement. </w:t>
+        <w:t xml:space="preserve">(1) That the Borrower agrees that upon his/their request Bank has sanctioned an advance/ limit aggregating to Rs. </w:t>
+      </w:r>
+      <w:r>
+        <w:rPr>
+          <w:b/>
+          <w:bCs/>
+        </w:rPr>
+        <w:t>{{LOAN_AMOUNT_FIGURE}}</w:t>
+      </w:r>
+      <w:r>
+        <w:t xml:space="preserve"> upon the terms &amp; conditions conveyed to the Borrower by the Bank vide Sanction Letter No </w:t>
+      </w:r>
+      <w:r>
+        <w:rPr>
+          <w:b/>
+          <w:bCs/>
+        </w:rPr>
+        <w:t>{{SANCTION_LETTER_NO}}</w:t>
+      </w:r>
+      <w:r>
+        <w:t xml:space="preserve"> dated </w:t>
+      </w:r>
+      <w:r>
+        <w:rPr>
+          <w:b/>
+          <w:bCs/>
+        </w:rPr>
+        <w:t>{{SANCTION_DATE}}</w:t>
+      </w:r>
+      <w:r>
+        <w:t xml:space="preserve"> and those terms &amp; conditions shall be treated as part and parcel of this Agreement. </w:t>
       </w:r>
     </w:p>
     <w:p>
@@ -134,7 +204,55 @@
       </w:r>
       <w:proofErr w:type="spellEnd"/>
       <w:r>
-        <w:t xml:space="preserve">) {{INTEREST_RATE}} percentage per annum with {{INTEREST_RESTS}} rests </w:t>
+        <w:t xml:space="preserve">) </w:t>
+      </w:r>
+      <w:r>
+        <w:rPr>
+          <w:b/>
+          <w:bCs/>
+        </w:rPr>
+        <w:t>{{</w:t>
+      </w:r>
+      <w:r>
+        <w:rPr>
+          <w:b/>
+          <w:bCs/>
+        </w:rPr>
+        <w:t>FIXED_</w:t>
+      </w:r>
+      <w:r>
+        <w:rPr>
+          <w:b/>
+          <w:bCs/>
+        </w:rPr>
+        <w:t>INTEREST_RATE}}</w:t>
+      </w:r>
+      <w:r>
+        <w:t xml:space="preserve"> percentage per annum with </w:t>
+      </w:r>
+      <w:r>
+        <w:rPr>
+          <w:b/>
+          <w:bCs/>
+        </w:rPr>
+        <w:t>{{</w:t>
+      </w:r>
+      <w:r>
+        <w:rPr>
+          <w:b/>
+          <w:bCs/>
+        </w:rPr>
+        <w:t>FIXED_</w:t>
+      </w:r>
+      <w:r>
+        <w:rPr>
+          <w:b/>
+          <w:bCs/>
+        </w:rPr>
+        <w:t>INTEREST_RESTS}}</w:t>
+      </w:r>
+      <w:r>
+        <w:t xml:space="preserve"> rests </w:t>
       </w:r>
     </w:p>
     <w:p>
@@ -159,7 +277,57 @@
       </w:pPr>
       <w:r>
         <w:lastRenderedPageBreak/>
-        <w:t xml:space="preserve">ii) {{MCLR_RATE}} % per annum being the applicable Bank's lending rate / 1 yr/2Yr/3Yr/6M/3M/1M/Overnight MCLR rate which is {{MCLR_CURRENT_RATE}} % per annum at present plus spread of {{MCLR_SPREAD_RATE}} % per monthly/quarterly/half Yearly / Annual rests </w:t>
+        <w:t xml:space="preserve">ii) </w:t>
+      </w:r>
+      <w:r>
+        <w:rPr>
+          <w:b/>
+          <w:bCs/>
+        </w:rPr>
+        <w:t>{{MCLR</w:t>
+      </w:r>
+      <w:r>
+        <w:rPr>
+          <w:b/>
+          <w:bCs/>
+        </w:rPr>
+        <w:t>_APPLICABLE</w:t>
+      </w:r>
+      <w:r>
+        <w:rPr>
+          <w:b/>
+          <w:bCs/>
+        </w:rPr>
+        <w:t>_RATE}}</w:t>
+      </w:r>
+      <w:r>
+        <w:t xml:space="preserve"> % per annum being the applicable Bank's lending rate/ 1 yr/2Yr/3Yr/6M/3M/1M/Overnight </w:t>
+      </w:r>
+      <w:r>
+        <w:t xml:space="preserve">- </w:t>
+      </w:r>
+      <w:r>
+        <w:t xml:space="preserve">MCLR rate which is </w:t>
+      </w:r>
+      <w:r>
+        <w:rPr>
+          <w:b/>
+          <w:bCs/>
+        </w:rPr>
+        <w:t>{{MCLR_CURRENT_RATE}}</w:t>
+      </w:r>
+      <w:r>
+        <w:t xml:space="preserve"> % per annum at present plus spread of </w:t>
+      </w:r>
+      <w:r>
+        <w:rPr>
+          <w:b/>
+          <w:bCs/>
+        </w:rPr>
+        <w:t xml:space="preserve">{{MCLR_SPREAD_RATE}} </w:t>
+      </w:r>
+      <w:r>
+        <w:t xml:space="preserve">% per monthly/quarterly/Half Yearly / Annual rests </w:t>
       </w:r>
     </w:p>
     <w:p>
@@ -183,16 +351,79 @@
         <w:jc w:val="both"/>
       </w:pPr>
       <w:r>
-        <w:t xml:space="preserve">iii) {{INTEREST_RATE}} % per annum being EBLR rate (comprising of RBI Repo Rate and Spread) which is {{EBLR_RATE}} % per annum at present plus Premium of {{EBLR_PREMIUM_RATE}} % at present compounded monthly/quarterly/half Yearly / annually </w:t>
-      </w:r>
-      <w:r>
-        <w:rPr>
-          <w:u w:val="single"/>
-        </w:rPr>
-        <w:t>("Spread" means the rate chargeable to the Borrower by the Bank to cover its costs and shall comprise of operating cost and capital charge. "Premium" means the rate chargeable to the Borrower by the Bank based on the yearly credit assessment/rating of the Borrower and shall comprises of credit risk premium and strategic premium</w:t>
-      </w:r>
-      <w:r>
-        <w:t xml:space="preserve">) </w:t>
+        <w:t xml:space="preserve">iii) </w:t>
+      </w:r>
+      <w:r>
+        <w:rPr>
+          <w:b/>
+          <w:bCs/>
+        </w:rPr>
+        <w:t>{{</w:t>
+      </w:r>
+      <w:r>
+        <w:rPr>
+          <w:b/>
+          <w:bCs/>
+        </w:rPr>
+        <w:t>EBLR_APPLICABLE</w:t>
+      </w:r>
+      <w:r>
+        <w:rPr>
+          <w:b/>
+          <w:bCs/>
+        </w:rPr>
+        <w:t>_RATE}}</w:t>
+      </w:r>
+      <w:r>
+        <w:t xml:space="preserve"> % per annum being EBLR rate (comprising of RBI Repo Rate and Spread) which is </w:t>
+      </w:r>
+      <w:r>
+        <w:rPr>
+          <w:b/>
+          <w:bCs/>
+        </w:rPr>
+        <w:t>{{EBLR</w:t>
+      </w:r>
+      <w:r>
+        <w:rPr>
+          <w:b/>
+          <w:bCs/>
+        </w:rPr>
+        <w:t>_CURRENT</w:t>
+      </w:r>
+      <w:r>
+        <w:rPr>
+          <w:b/>
+          <w:bCs/>
+        </w:rPr>
+        <w:t>_RATE}}</w:t>
+      </w:r>
+      <w:r>
+        <w:t xml:space="preserve"> % per annum at present plus Premium of </w:t>
+      </w:r>
+      <w:r>
+        <w:rPr>
+          <w:b/>
+          <w:bCs/>
+        </w:rPr>
+        <w:t>{{</w:t>
+      </w:r>
+      <w:r>
+        <w:rPr>
+          <w:b/>
+          <w:bCs/>
+        </w:rPr>
+        <w:t>EBLR_</w:t>
+      </w:r>
+      <w:r>
+        <w:rPr>
+          <w:b/>
+          <w:bCs/>
+        </w:rPr>
+        <w:t xml:space="preserve">PREMIUM_RATE}} </w:t>
+      </w:r>
+      <w:r>
+        <w:t xml:space="preserve">% at present compounded monthly/quarterly/half yearly/annually ("Spread" means the rate chargeable to the Borrower by the Bank to cover its costs and shall comprise of operating cost and capital charge. "Premium" means the rate chargeable to the Borrower by the Bank based on the yearly credit assessment/rating of the Borrower and shall comprises of credit risk premium and strategic premium) </w:t>
       </w:r>
     </w:p>
     <w:p>
@@ -288,7 +519,17 @@
         <w:jc w:val="both"/>
       </w:pPr>
       <w:r>
-        <w:t xml:space="preserve">(9) The Borrower shall repay the loan together with accruing interest by monthly equated instalments, spread over a period of {{REPAYMENT_TENURE_MONTHS}} months and if default shall be made in payment of any two monthly </w:t>
+        <w:t xml:space="preserve">(9) The Borrower shall repay the loan together with accruing interest by monthly equated instalments, spread over a period of </w:t>
+      </w:r>
+      <w:r>
+        <w:rPr>
+          <w:b/>
+          <w:bCs/>
+        </w:rPr>
+        <w:t>{{REPAYMENT_TENURE_MONTHS}}</w:t>
+      </w:r>
+      <w:r>
+        <w:t xml:space="preserve"> months and if default shall be made in payment of any two monthly </w:t>
       </w:r>
       <w:proofErr w:type="gramStart"/>
       <w:r>
@@ -296,7 +537,20 @@
       </w:r>
       <w:proofErr w:type="gramEnd"/>
       <w:r>
-        <w:t xml:space="preserve"> then the entire sum of Rs. {{LOAN_AMOUNT_FIGURE}} /- or the balance then remaining outstanding (inclusive of penal charges) and owing to the Bank shall at once become due and payable and on demand being made by the Bank, the Borrower shall repay to the Bank all moneys or liabilities then outstanding and owing to the Bank together with interest (inclusive of penal charges) and all other charges and expenses. </w:t>
+        <w:t xml:space="preserve"> then the entire sum of Rs. </w:t>
+      </w:r>
+      <w:r>
+        <w:rPr>
+          <w:b/>
+          <w:bCs/>
+        </w:rPr>
+        <w:t>{{LOAN_AMOUNT_FIGURE}}</w:t>
+      </w:r>
+      <w:r>
+        <w:t>/-</w:t>
+      </w:r>
+      <w:r>
+        <w:t xml:space="preserve"> or the balance then remaining outstanding (inclusive of penal charges) and owing to the Bank shall at once become due and payable and on demand being made by the Bank, the Borrower shall repay to the Bank all moneys or liabilities then outstanding and owing to the Bank together with interest (inclusive of penal charges) and all other charges and expenses. </w:t>
       </w:r>
     </w:p>
     <w:p>
@@ -1553,11 +1807,24 @@
         </w:rPr>
       </w:pPr>
       <w:r>
-        <w:rPr>
-          <w:b/>
-          <w:bCs/>
-        </w:rPr>
-        <w:t xml:space="preserve">IN WITNESS WHEREOF THE BORROWER has hereunto set his hand this {{DAY}} day of {{MONTH}} 20{{YEAR_YY}} </w:t>
+        <w:t xml:space="preserve">IN WITNESS WHEREOF THE BORROWER has hereunto set his hand this </w:t>
+      </w:r>
+      <w:r>
+        <w:rPr>
+          <w:b/>
+          <w:bCs/>
+        </w:rPr>
+        <w:t>{{DAY}}</w:t>
+      </w:r>
+      <w:r>
+        <w:t xml:space="preserve"> day of</w:t>
+      </w:r>
+      <w:r>
+        <w:rPr>
+          <w:b/>
+          <w:bCs/>
+        </w:rPr>
+        <w:t xml:space="preserve"> {{MONTH}} 20{{YEAR_YY}} </w:t>
       </w:r>
     </w:p>
     <w:p>
@@ -1604,7 +1871,7 @@
 </file>
 
 <file path=word/endnotes.xml><?xml version="1.0" encoding="utf-8"?>
-<w:endnotes xmlns:wpc="http://schemas.microsoft.com/office/word/2010/wordprocessingCanvas" xmlns:cx="http://schemas.microsoft.com/office/drawing/2014/chartex" xmlns:cx1="http://schemas.microsoft.com/office/drawing/2015/9/8/chartex" xmlns:cx2="http://schemas.microsoft.com/office/drawing/2015/10/21/chartex" xmlns:cx3="http://schemas.microsoft.com/office/drawing/2016/5/9/chartex" xmlns:cx4="http://schemas.microsoft.com/office/drawing/2016/5/10/chartex" xmlns:cx5="http://schemas.microsoft.com/office/drawing/2016/5/11/chartex" xmlns:cx6="http://schemas.microsoft.com/office/drawing/2016/5/12/chartex" xmlns:cx7="http://schemas.microsoft.com/office/drawing/2016/5/13/chartex" xmlns:cx8="http://schemas.microsoft.com/office/drawing/2016/5/14/chartex" xmlns:mc="http://schemas.openxmlformats.org/markup-compatibility/2006" xmlns:aink="http://schemas.microsoft.com/office/drawing/2016/ink" xmlns:am3d="http://schemas.microsoft.com/office/drawing/2017/model3d" xmlns:o="urn:schemas-microsoft-com:office:office" xmlns:oel="http://schemas.microsoft.com/office/2019/extlst" xmlns:r="http://schemas.openxmlformats.org/officeDocument/2006/relationships" xmlns:m="http://schemas.openxmlformats.org/officeDocument/2006/math" xmlns:v="urn:schemas-microsoft-com:vml" xmlns:wp14="http://schemas.microsoft.com/office/word/2010/wordprocessingDrawing" xmlns:wp="http://schemas.openxmlformats.org/drawingml/2006/wordprocessingDrawing" xmlns:w10="urn:schemas-microsoft-com:office:word" xmlns:w="http://schemas.openxmlformats.org/wordprocessingml/2006/main" xmlns:w14="http://schemas.microsoft.com/office/word/2010/wordml" xmlns:w15="http://schemas.microsoft.com/office/word/2012/wordml" xmlns:w16cei="http://schemas.microsoft.com/office/word/2026/wordml/cei" xmlns:w16cex="http://schemas.microsoft.com/office/word/2018/wordml/cex" xmlns:w16cid="http://schemas.microsoft.com/office/word/2016/wordml/cid" xmlns:w16="http://schemas.microsoft.com/office/word/2018/wordml" xmlns:w16du="http://schemas.microsoft.com/office/word/2023/wordml/word16du" xmlns:w16sdtdh="http://schemas.microsoft.com/office/word/2020/wordml/sdtdatahash" xmlns:w16sdtfl="http://schemas.microsoft.com/office/word/2024/wordml/sdtformatlock" xmlns:w16se="http://schemas.microsoft.com/office/word/2015/wordml/symex" xmlns:wpg="http://schemas.microsoft.com/office/word/2010/wordprocessingGroup" xmlns:wpi="http://schemas.microsoft.com/office/word/2010/wordprocessingInk" xmlns:wne="http://schemas.microsoft.com/office/word/2006/wordml" xmlns:wps="http://schemas.microsoft.com/office/word/2010/wordprocessingShape" mc:Ignorable="w14 w15 w16se w16cid w16 w16cex w16sdtdh w16sdtfl w16du wp14">
+<w:endnotes xmlns:wpc="http://schemas.microsoft.com/office/word/2010/wordprocessingCanvas" xmlns:cx="http://schemas.microsoft.com/office/drawing/2014/chartex" xmlns:cx1="http://schemas.microsoft.com/office/drawing/2015/9/8/chartex" xmlns:cx2="http://schemas.microsoft.com/office/drawing/2015/10/21/chartex" xmlns:cx3="http://schemas.microsoft.com/office/drawing/2016/5/9/chartex" xmlns:cx4="http://schemas.microsoft.com/office/drawing/2016/5/10/chartex" xmlns:cx5="http://schemas.microsoft.com/office/drawing/2016/5/11/chartex" xmlns:cx6="http://schemas.microsoft.com/office/drawing/2016/5/12/chartex" xmlns:cx7="http://schemas.microsoft.com/office/drawing/2016/5/13/chartex" xmlns:cx8="http://schemas.microsoft.com/office/drawing/2016/5/14/chartex" xmlns:mc="http://schemas.openxmlformats.org/markup-compatibility/2006" xmlns:aink="http://schemas.microsoft.com/office/drawing/2016/ink" xmlns:am3d="http://schemas.microsoft.com/office/drawing/2017/model3d" xmlns:o="urn:schemas-microsoft-com:office:office" xmlns:oel="http://schemas.microsoft.com/office/2019/extlst" xmlns:r="http://schemas.openxmlformats.org/officeDocument/2006/relationships" xmlns:m="http://schemas.openxmlformats.org/officeDocument/2006/math" xmlns:v="urn:schemas-microsoft-com:vml" xmlns:wp14="http://schemas.microsoft.com/office/word/2010/wordprocessingDrawing" xmlns:wp="http://schemas.openxmlformats.org/drawingml/2006/wordprocessingDrawing" xmlns:w10="urn:schemas-microsoft-com:office:word" xmlns:w="http://schemas.openxmlformats.org/wordprocessingml/2006/main" xmlns:w14="http://schemas.microsoft.com/office/word/2010/wordml" xmlns:w15="http://schemas.microsoft.com/office/word/2012/wordml" xmlns:w16cex="http://schemas.microsoft.com/office/word/2018/wordml/cex" xmlns:w16cid="http://schemas.microsoft.com/office/word/2016/wordml/cid" xmlns:w16="http://schemas.microsoft.com/office/word/2018/wordml" xmlns:w16du="http://schemas.microsoft.com/office/word/2023/wordml/word16du" xmlns:w16sdtdh="http://schemas.microsoft.com/office/word/2020/wordml/sdtdatahash" xmlns:w16sdtfl="http://schemas.microsoft.com/office/word/2024/wordml/sdtformatlock" xmlns:w16se="http://schemas.microsoft.com/office/word/2015/wordml/symex" xmlns:wpg="http://schemas.microsoft.com/office/word/2010/wordprocessingGroup" xmlns:wpi="http://schemas.microsoft.com/office/word/2010/wordprocessingInk" xmlns:wne="http://schemas.microsoft.com/office/word/2006/wordml" xmlns:wps="http://schemas.microsoft.com/office/word/2010/wordprocessingShape" mc:Ignorable="w14 w15 w16se w16cid w16 w16cex w16sdtdh w16sdtfl w16du wp14">
   <w:endnote w:type="separator" w:id="-1">
     <w:p>
       <w:pPr>
@@ -1629,7 +1896,7 @@
 </file>
 
 <file path=word/footer1.xml><?xml version="1.0" encoding="utf-8"?>
-<w:ftr xmlns:wpc="http://schemas.microsoft.com/office/word/2010/wordprocessingCanvas" xmlns:cx="http://schemas.microsoft.com/office/drawing/2014/chartex" xmlns:cx1="http://schemas.microsoft.com/office/drawing/2015/9/8/chartex" xmlns:cx2="http://schemas.microsoft.com/office/drawing/2015/10/21/chartex" xmlns:cx3="http://schemas.microsoft.com/office/drawing/2016/5/9/chartex" xmlns:cx4="http://schemas.microsoft.com/office/drawing/2016/5/10/chartex" xmlns:cx5="http://schemas.microsoft.com/office/drawing/2016/5/11/chartex" xmlns:cx6="http://schemas.microsoft.com/office/drawing/2016/5/12/chartex" xmlns:cx7="http://schemas.microsoft.com/office/drawing/2016/5/13/chartex" xmlns:cx8="http://schemas.microsoft.com/office/drawing/2016/5/14/chartex" xmlns:mc="http://schemas.openxmlformats.org/markup-compatibility/2006" xmlns:aink="http://schemas.microsoft.com/office/drawing/2016/ink" xmlns:am3d="http://schemas.microsoft.com/office/drawing/2017/model3d" xmlns:o="urn:schemas-microsoft-com:office:office" xmlns:oel="http://schemas.microsoft.com/office/2019/extlst" xmlns:r="http://schemas.openxmlformats.org/officeDocument/2006/relationships" xmlns:m="http://schemas.openxmlformats.org/officeDocument/2006/math" xmlns:v="urn:schemas-microsoft-com:vml" xmlns:wp14="http://schemas.microsoft.com/office/word/2010/wordprocessingDrawing" xmlns:wp="http://schemas.openxmlformats.org/drawingml/2006/wordprocessingDrawing" xmlns:w10="urn:schemas-microsoft-com:office:word" xmlns:w="http://schemas.openxmlformats.org/wordprocessingml/2006/main" xmlns:w14="http://schemas.microsoft.com/office/word/2010/wordml" xmlns:w15="http://schemas.microsoft.com/office/word/2012/wordml" xmlns:w16cei="http://schemas.microsoft.com/office/word/2026/wordml/cei" xmlns:w16cex="http://schemas.microsoft.com/office/word/2018/wordml/cex" xmlns:w16cid="http://schemas.microsoft.com/office/word/2016/wordml/cid" xmlns:w16="http://schemas.microsoft.com/office/word/2018/wordml" xmlns:w16du="http://schemas.microsoft.com/office/word/2023/wordml/word16du" xmlns:w16sdtdh="http://schemas.microsoft.com/office/word/2020/wordml/sdtdatahash" xmlns:w16sdtfl="http://schemas.microsoft.com/office/word/2024/wordml/sdtformatlock" xmlns:w16se="http://schemas.microsoft.com/office/word/2015/wordml/symex" xmlns:wpg="http://schemas.microsoft.com/office/word/2010/wordprocessingGroup" xmlns:wpi="http://schemas.microsoft.com/office/word/2010/wordprocessingInk" xmlns:wne="http://schemas.microsoft.com/office/word/2006/wordml" xmlns:wps="http://schemas.microsoft.com/office/word/2010/wordprocessingShape" mc:Ignorable="w14 w15 w16se w16cid w16 w16cex w16sdtdh w16sdtfl w16du wp14">
+<w:ftr xmlns:wpc="http://schemas.microsoft.com/office/word/2010/wordprocessingCanvas" xmlns:cx="http://schemas.microsoft.com/office/drawing/2014/chartex" xmlns:cx1="http://schemas.microsoft.com/office/drawing/2015/9/8/chartex" xmlns:cx2="http://schemas.microsoft.com/office/drawing/2015/10/21/chartex" xmlns:cx3="http://schemas.microsoft.com/office/drawing/2016/5/9/chartex" xmlns:cx4="http://schemas.microsoft.com/office/drawing/2016/5/10/chartex" xmlns:cx5="http://schemas.microsoft.com/office/drawing/2016/5/11/chartex" xmlns:cx6="http://schemas.microsoft.com/office/drawing/2016/5/12/chartex" xmlns:cx7="http://schemas.microsoft.com/office/drawing/2016/5/13/chartex" xmlns:cx8="http://schemas.microsoft.com/office/drawing/2016/5/14/chartex" xmlns:mc="http://schemas.openxmlformats.org/markup-compatibility/2006" xmlns:aink="http://schemas.microsoft.com/office/drawing/2016/ink" xmlns:am3d="http://schemas.microsoft.com/office/drawing/2017/model3d" xmlns:o="urn:schemas-microsoft-com:office:office" xmlns:oel="http://schemas.microsoft.com/office/2019/extlst" xmlns:r="http://schemas.openxmlformats.org/officeDocument/2006/relationships" xmlns:m="http://schemas.openxmlformats.org/officeDocument/2006/math" xmlns:v="urn:schemas-microsoft-com:vml" xmlns:wp14="http://schemas.microsoft.com/office/word/2010/wordprocessingDrawing" xmlns:wp="http://schemas.openxmlformats.org/drawingml/2006/wordprocessingDrawing" xmlns:w10="urn:schemas-microsoft-com:office:word" xmlns:w="http://schemas.openxmlformats.org/wordprocessingml/2006/main" xmlns:w14="http://schemas.microsoft.com/office/word/2010/wordml" xmlns:w15="http://schemas.microsoft.com/office/word/2012/wordml" xmlns:w16cex="http://schemas.microsoft.com/office/word/2018/wordml/cex" xmlns:w16cid="http://schemas.microsoft.com/office/word/2016/wordml/cid" xmlns:w16="http://schemas.microsoft.com/office/word/2018/wordml" xmlns:w16du="http://schemas.microsoft.com/office/word/2023/wordml/word16du" xmlns:w16sdtdh="http://schemas.microsoft.com/office/word/2020/wordml/sdtdatahash" xmlns:w16sdtfl="http://schemas.microsoft.com/office/word/2024/wordml/sdtformatlock" xmlns:w16se="http://schemas.microsoft.com/office/word/2015/wordml/symex" xmlns:wpg="http://schemas.microsoft.com/office/word/2010/wordprocessingGroup" xmlns:wpi="http://schemas.microsoft.com/office/word/2010/wordprocessingInk" xmlns:wne="http://schemas.microsoft.com/office/word/2006/wordml" xmlns:wps="http://schemas.microsoft.com/office/word/2010/wordprocessingShape" mc:Ignorable="w14 w15 w16se w16cid w16 w16cex w16sdtdh w16sdtfl w16du wp14">
   <w:sdt>
     <w:sdtPr>
       <w:id w:val="-314117847"/>
@@ -1696,7 +1963,7 @@
 </file>
 
 <file path=word/footnotes.xml><?xml version="1.0" encoding="utf-8"?>
-<w:footnotes xmlns:wpc="http://schemas.microsoft.com/office/word/2010/wordprocessingCanvas" xmlns:cx="http://schemas.microsoft.com/office/drawing/2014/chartex" xmlns:cx1="http://schemas.microsoft.com/office/drawing/2015/9/8/chartex" xmlns:cx2="http://schemas.microsoft.com/office/drawing/2015/10/21/chartex" xmlns:cx3="http://schemas.microsoft.com/office/drawing/2016/5/9/chartex" xmlns:cx4="http://schemas.microsoft.com/office/drawing/2016/5/10/chartex" xmlns:cx5="http://schemas.microsoft.com/office/drawing/2016/5/11/chartex" xmlns:cx6="http://schemas.microsoft.com/office/drawing/2016/5/12/chartex" xmlns:cx7="http://schemas.microsoft.com/office/drawing/2016/5/13/chartex" xmlns:cx8="http://schemas.microsoft.com/office/drawing/2016/5/14/chartex" xmlns:mc="http://schemas.openxmlformats.org/markup-compatibility/2006" xmlns:aink="http://schemas.microsoft.com/office/drawing/2016/ink" xmlns:am3d="http://schemas.microsoft.com/office/drawing/2017/model3d" xmlns:o="urn:schemas-microsoft-com:office:office" xmlns:oel="http://schemas.microsoft.com/office/2019/extlst" xmlns:r="http://schemas.openxmlformats.org/officeDocument/2006/relationships" xmlns:m="http://schemas.openxmlformats.org/officeDocument/2006/math" xmlns:v="urn:schemas-microsoft-com:vml" xmlns:wp14="http://schemas.microsoft.com/office/word/2010/wordprocessingDrawing" xmlns:wp="http://schemas.openxmlformats.org/drawingml/2006/wordprocessingDrawing" xmlns:w10="urn:schemas-microsoft-com:office:word" xmlns:w="http://schemas.openxmlformats.org/wordprocessingml/2006/main" xmlns:w14="http://schemas.microsoft.com/office/word/2010/wordml" xmlns:w15="http://schemas.microsoft.com/office/word/2012/wordml" xmlns:w16cei="http://schemas.microsoft.com/office/word/2026/wordml/cei" xmlns:w16cex="http://schemas.microsoft.com/office/word/2018/wordml/cex" xmlns:w16cid="http://schemas.microsoft.com/office/word/2016/wordml/cid" xmlns:w16="http://schemas.microsoft.com/office/word/2018/wordml" xmlns:w16du="http://schemas.microsoft.com/office/word/2023/wordml/word16du" xmlns:w16sdtdh="http://schemas.microsoft.com/office/word/2020/wordml/sdtdatahash" xmlns:w16sdtfl="http://schemas.microsoft.com/office/word/2024/wordml/sdtformatlock" xmlns:w16se="http://schemas.microsoft.com/office/word/2015/wordml/symex" xmlns:wpg="http://schemas.microsoft.com/office/word/2010/wordprocessingGroup" xmlns:wpi="http://schemas.microsoft.com/office/word/2010/wordprocessingInk" xmlns:wne="http://schemas.microsoft.com/office/word/2006/wordml" xmlns:wps="http://schemas.microsoft.com/office/word/2010/wordprocessingShape" mc:Ignorable="w14 w15 w16se w16cid w16 w16cex w16sdtdh w16sdtfl w16du wp14">
+<w:footnotes xmlns:wpc="http://schemas.microsoft.com/office/word/2010/wordprocessingCanvas" xmlns:cx="http://schemas.microsoft.com/office/drawing/2014/chartex" xmlns:cx1="http://schemas.microsoft.com/office/drawing/2015/9/8/chartex" xmlns:cx2="http://schemas.microsoft.com/office/drawing/2015/10/21/chartex" xmlns:cx3="http://schemas.microsoft.com/office/drawing/2016/5/9/chartex" xmlns:cx4="http://schemas.microsoft.com/office/drawing/2016/5/10/chartex" xmlns:cx5="http://schemas.microsoft.com/office/drawing/2016/5/11/chartex" xmlns:cx6="http://schemas.microsoft.com/office/drawing/2016/5/12/chartex" xmlns:cx7="http://schemas.microsoft.com/office/drawing/2016/5/13/chartex" xmlns:cx8="http://schemas.microsoft.com/office/drawing/2016/5/14/chartex" xmlns:mc="http://schemas.openxmlformats.org/markup-compatibility/2006" xmlns:aink="http://schemas.microsoft.com/office/drawing/2016/ink" xmlns:am3d="http://schemas.microsoft.com/office/drawing/2017/model3d" xmlns:o="urn:schemas-microsoft-com:office:office" xmlns:oel="http://schemas.microsoft.com/office/2019/extlst" xmlns:r="http://schemas.openxmlformats.org/officeDocument/2006/relationships" xmlns:m="http://schemas.openxmlformats.org/officeDocument/2006/math" xmlns:v="urn:schemas-microsoft-com:vml" xmlns:wp14="http://schemas.microsoft.com/office/word/2010/wordprocessingDrawing" xmlns:wp="http://schemas.openxmlformats.org/drawingml/2006/wordprocessingDrawing" xmlns:w10="urn:schemas-microsoft-com:office:word" xmlns:w="http://schemas.openxmlformats.org/wordprocessingml/2006/main" xmlns:w14="http://schemas.microsoft.com/office/word/2010/wordml" xmlns:w15="http://schemas.microsoft.com/office/word/2012/wordml" xmlns:w16cex="http://schemas.microsoft.com/office/word/2018/wordml/cex" xmlns:w16cid="http://schemas.microsoft.com/office/word/2016/wordml/cid" xmlns:w16="http://schemas.microsoft.com/office/word/2018/wordml" xmlns:w16du="http://schemas.microsoft.com/office/word/2023/wordml/word16du" xmlns:w16sdtdh="http://schemas.microsoft.com/office/word/2020/wordml/sdtdatahash" xmlns:w16sdtfl="http://schemas.microsoft.com/office/word/2024/wordml/sdtformatlock" xmlns:w16se="http://schemas.microsoft.com/office/word/2015/wordml/symex" xmlns:wpg="http://schemas.microsoft.com/office/word/2010/wordprocessingGroup" xmlns:wpi="http://schemas.microsoft.com/office/word/2010/wordprocessingInk" xmlns:wne="http://schemas.microsoft.com/office/word/2006/wordml" xmlns:wps="http://schemas.microsoft.com/office/word/2010/wordprocessingShape" mc:Ignorable="w14 w15 w16se w16cid w16 w16cex w16sdtdh w16sdtfl w16du wp14">
   <w:footnote w:type="separator" w:id="-1">
     <w:p>
       <w:pPr>
@@ -1721,7 +1988,7 @@
 </file>
 
 <file path=word/numbering.xml><?xml version="1.0" encoding="utf-8"?>
-<w:numbering xmlns:wpc="http://schemas.microsoft.com/office/word/2010/wordprocessingCanvas" xmlns:cx="http://schemas.microsoft.com/office/drawing/2014/chartex" xmlns:cx1="http://schemas.microsoft.com/office/drawing/2015/9/8/chartex" xmlns:cx2="http://schemas.microsoft.com/office/drawing/2015/10/21/chartex" xmlns:cx3="http://schemas.microsoft.com/office/drawing/2016/5/9/chartex" xmlns:cx4="http://schemas.microsoft.com/office/drawing/2016/5/10/chartex" xmlns:cx5="http://schemas.microsoft.com/office/drawing/2016/5/11/chartex" xmlns:cx6="http://schemas.microsoft.com/office/drawing/2016/5/12/chartex" xmlns:cx7="http://schemas.microsoft.com/office/drawing/2016/5/13/chartex" xmlns:cx8="http://schemas.microsoft.com/office/drawing/2016/5/14/chartex" xmlns:mc="http://schemas.openxmlformats.org/markup-compatibility/2006" xmlns:aink="http://schemas.microsoft.com/office/drawing/2016/ink" xmlns:am3d="http://schemas.microsoft.com/office/drawing/2017/model3d" xmlns:o="urn:schemas-microsoft-com:office:office" xmlns:oel="http://schemas.microsoft.com/office/2019/extlst" xmlns:r="http://schemas.openxmlformats.org/officeDocument/2006/relationships" xmlns:m="http://schemas.openxmlformats.org/officeDocument/2006/math" xmlns:v="urn:schemas-microsoft-com:vml" xmlns:wp14="http://schemas.microsoft.com/office/word/2010/wordprocessingDrawing" xmlns:wp="http://schemas.openxmlformats.org/drawingml/2006/wordprocessingDrawing" xmlns:w10="urn:schemas-microsoft-com:office:word" xmlns:w="http://schemas.openxmlformats.org/wordprocessingml/2006/main" xmlns:w14="http://schemas.microsoft.com/office/word/2010/wordml" xmlns:w15="http://schemas.microsoft.com/office/word/2012/wordml" xmlns:w16cei="http://schemas.microsoft.com/office/word/2026/wordml/cei" xmlns:w16cex="http://schemas.microsoft.com/office/word/2018/wordml/cex" xmlns:w16cid="http://schemas.microsoft.com/office/word/2016/wordml/cid" xmlns:w16="http://schemas.microsoft.com/office/word/2018/wordml" xmlns:w16du="http://schemas.microsoft.com/office/word/2023/wordml/word16du" xmlns:w16sdtdh="http://schemas.microsoft.com/office/word/2020/wordml/sdtdatahash" xmlns:w16sdtfl="http://schemas.microsoft.com/office/word/2024/wordml/sdtformatlock" xmlns:w16se="http://schemas.microsoft.com/office/word/2015/wordml/symex" xmlns:wpg="http://schemas.microsoft.com/office/word/2010/wordprocessingGroup" xmlns:wpi="http://schemas.microsoft.com/office/word/2010/wordprocessingInk" xmlns:wne="http://schemas.microsoft.com/office/word/2006/wordml" xmlns:wps="http://schemas.microsoft.com/office/word/2010/wordprocessingShape" mc:Ignorable="w14 w15 w16se w16cid w16 w16cex w16sdtdh w16sdtfl w16du wp14">
+<w:numbering xmlns:wpc="http://schemas.microsoft.com/office/word/2010/wordprocessingCanvas" xmlns:cx="http://schemas.microsoft.com/office/drawing/2014/chartex" xmlns:cx1="http://schemas.microsoft.com/office/drawing/2015/9/8/chartex" xmlns:cx2="http://schemas.microsoft.com/office/drawing/2015/10/21/chartex" xmlns:cx3="http://schemas.microsoft.com/office/drawing/2016/5/9/chartex" xmlns:cx4="http://schemas.microsoft.com/office/drawing/2016/5/10/chartex" xmlns:cx5="http://schemas.microsoft.com/office/drawing/2016/5/11/chartex" xmlns:cx6="http://schemas.microsoft.com/office/drawing/2016/5/12/chartex" xmlns:cx7="http://schemas.microsoft.com/office/drawing/2016/5/13/chartex" xmlns:cx8="http://schemas.microsoft.com/office/drawing/2016/5/14/chartex" xmlns:mc="http://schemas.openxmlformats.org/markup-compatibility/2006" xmlns:aink="http://schemas.microsoft.com/office/drawing/2016/ink" xmlns:am3d="http://schemas.microsoft.com/office/drawing/2017/model3d" xmlns:o="urn:schemas-microsoft-com:office:office" xmlns:oel="http://schemas.microsoft.com/office/2019/extlst" xmlns:r="http://schemas.openxmlformats.org/officeDocument/2006/relationships" xmlns:m="http://schemas.openxmlformats.org/officeDocument/2006/math" xmlns:v="urn:schemas-microsoft-com:vml" xmlns:wp14="http://schemas.microsoft.com/office/word/2010/wordprocessingDrawing" xmlns:wp="http://schemas.openxmlformats.org/drawingml/2006/wordprocessingDrawing" xmlns:w10="urn:schemas-microsoft-com:office:word" xmlns:w="http://schemas.openxmlformats.org/wordprocessingml/2006/main" xmlns:w14="http://schemas.microsoft.com/office/word/2010/wordml" xmlns:w15="http://schemas.microsoft.com/office/word/2012/wordml" xmlns:w16cex="http://schemas.microsoft.com/office/word/2018/wordml/cex" xmlns:w16cid="http://schemas.microsoft.com/office/word/2016/wordml/cid" xmlns:w16="http://schemas.microsoft.com/office/word/2018/wordml" xmlns:w16du="http://schemas.microsoft.com/office/word/2023/wordml/word16du" xmlns:w16sdtdh="http://schemas.microsoft.com/office/word/2020/wordml/sdtdatahash" xmlns:w16sdtfl="http://schemas.microsoft.com/office/word/2024/wordml/sdtformatlock" xmlns:w16se="http://schemas.microsoft.com/office/word/2015/wordml/symex" xmlns:wpg="http://schemas.microsoft.com/office/word/2010/wordprocessingGroup" xmlns:wpi="http://schemas.microsoft.com/office/word/2010/wordprocessingInk" xmlns:wne="http://schemas.microsoft.com/office/word/2006/wordml" xmlns:wps="http://schemas.microsoft.com/office/word/2010/wordprocessingShape" mc:Ignorable="w14 w15 w16se w16cid w16 w16cex w16sdtdh w16sdtfl w16du wp14">
   <w:abstractNum w:abstractNumId="0" w15:restartNumberingAfterBreak="0">
     <w:nsid w:val="061A4BCF"/>
     <w:multiLevelType w:val="hybridMultilevel"/>
